--- a/.ai-workflow/work/tasks/현장방문대비/30 관리 산출물/개발/md2docx-styled/JSA-PF-DS-002_기술 설계 문서.docx
+++ b/.ai-workflow/work/tasks/현장방문대비/30 관리 산출물/개발/md2docx-styled/JSA-PF-DS-002_기술 설계 문서.docx
@@ -13,44 +13,94 @@
     <w:tbl>
       <w:tblPr>
         <w:tblStyle w:val="Table"/>
-        <w:tblW w:type="pct" w:w="5000"/>
+        <w:tblW w:w="9638" w:type="dxa"/>
+        <w:tblBorders>
+          <w:top w:val="single" w:sz="4" w:space="0" w:color="CDD1D5"/>
+          <w:left w:val="single" w:sz="4" w:space="0" w:color="CDD1D5"/>
+          <w:bottom w:val="single" w:sz="4" w:space="0" w:color="CDD1D5"/>
+          <w:right w:val="single" w:sz="4" w:space="0" w:color="CDD1D5"/>
+          <w:insideH w:val="single" w:sz="4" w:space="0" w:color="CDD1D5"/>
+          <w:insideV w:val="single" w:sz="4" w:space="0" w:color="CDD1D5"/>
+        </w:tblBorders>
         <w:tblLayout w:type="fixed"/>
+        <w:tblCellMar>
+          <w:top w:w="50" w:type="dxa"/>
+          <w:left w:w="100" w:type="dxa"/>
+          <w:bottom w:w="50" w:type="dxa"/>
+          <w:right w:w="100" w:type="dxa"/>
+        </w:tblCellMar>
         <w:tblLook w:firstRow="1" w:lastRow="0" w:firstColumn="0" w:lastColumn="0" w:noHBand="0" w:noVBand="0" w:val="0020"/>
       </w:tblPr>
       <w:tblGrid>
-        <w:gridCol w:w="1927"/>
-        <w:gridCol w:w="5992"/>
+        <w:gridCol w:w="2345"/>
+        <w:gridCol w:w="7293"/>
       </w:tblGrid>
       <w:tr>
         <w:trPr>
+          <w:cantSplit/>
           <w:tblHeader w:val="on"/>
         </w:trPr>
         <w:tc>
-          <w:tcPr/>
-          <w:p>
-            <w:pPr>
-              <w:pStyle w:val="Compact"/>
-            </w:pPr>
-            <w:r>
+          <w:tcPr>
+            <w:tcW w:w="2345" w:type="dxa"/>
+            <w:tcBorders>
+              <w:top w:val="single" w:sz="4" w:space="0" w:color="90A9C6"/>
+              <w:left w:val="single" w:sz="4" w:space="0" w:color="90A9C6"/>
+              <w:bottom w:val="single" w:sz="4" w:space="0" w:color="90A9C6"/>
+              <w:right w:val="single" w:sz="4" w:space="0" w:color="90A9C6"/>
+            </w:tcBorders>
+            <w:shd w:val="clear" w:color="auto" w:fill="D6E0EB"/>
+            <w:vAlign w:val="center"/>
+          </w:tcPr>
+          <w:p>
+            <w:pPr>
+              <w:pStyle w:val="Compact"/>
+            </w:pPr>
+            <w:r>
+              <w:rPr>
+                <w:b/>
+                <w:bCs/>
+                <w:color w:val="131416"/>
+              </w:rPr>
               <w:t xml:space="preserve">항목</w:t>
             </w:r>
           </w:p>
         </w:tc>
         <w:tc>
-          <w:tcPr/>
-          <w:p>
-            <w:pPr>
-              <w:pStyle w:val="Compact"/>
-            </w:pPr>
-            <w:r>
+          <w:tcPr>
+            <w:tcW w:w="7293" w:type="dxa"/>
+            <w:tcBorders>
+              <w:top w:val="single" w:sz="4" w:space="0" w:color="90A9C6"/>
+              <w:left w:val="single" w:sz="4" w:space="0" w:color="90A9C6"/>
+              <w:bottom w:val="single" w:sz="4" w:space="0" w:color="90A9C6"/>
+              <w:right w:val="single" w:sz="4" w:space="0" w:color="90A9C6"/>
+            </w:tcBorders>
+            <w:shd w:val="clear" w:color="auto" w:fill="D6E0EB"/>
+            <w:vAlign w:val="center"/>
+          </w:tcPr>
+          <w:p>
+            <w:pPr>
+              <w:pStyle w:val="Compact"/>
+            </w:pPr>
+            <w:r>
+              <w:rPr>
+                <w:b/>
+                <w:bCs/>
+                <w:color w:val="131416"/>
+              </w:rPr>
               <w:t xml:space="preserve">내용</w:t>
             </w:r>
           </w:p>
         </w:tc>
       </w:tr>
       <w:tr>
-        <w:tc>
-          <w:tcPr/>
+        <w:trPr>
+          <w:cantSplit/>
+        </w:trPr>
+        <w:tc>
+          <w:tcPr>
+            <w:tcW w:w="2345" w:type="dxa"/>
+          </w:tcPr>
           <w:p>
             <w:pPr>
               <w:pStyle w:val="Compact"/>
@@ -61,7 +111,9 @@
           </w:p>
         </w:tc>
         <w:tc>
-          <w:tcPr/>
+          <w:tcPr>
+            <w:tcW w:w="7293" w:type="dxa"/>
+          </w:tcPr>
           <w:p>
             <w:pPr>
               <w:pStyle w:val="Compact"/>
@@ -73,8 +125,13 @@
         </w:tc>
       </w:tr>
       <w:tr>
-        <w:tc>
-          <w:tcPr/>
+        <w:trPr>
+          <w:cantSplit/>
+        </w:trPr>
+        <w:tc>
+          <w:tcPr>
+            <w:tcW w:w="2345" w:type="dxa"/>
+          </w:tcPr>
           <w:p>
             <w:pPr>
               <w:pStyle w:val="Compact"/>
@@ -85,7 +142,9 @@
           </w:p>
         </w:tc>
         <w:tc>
-          <w:tcPr/>
+          <w:tcPr>
+            <w:tcW w:w="7293" w:type="dxa"/>
+          </w:tcPr>
           <w:p>
             <w:pPr>
               <w:pStyle w:val="Compact"/>
@@ -97,8 +156,13 @@
         </w:tc>
       </w:tr>
       <w:tr>
-        <w:tc>
-          <w:tcPr/>
+        <w:trPr>
+          <w:cantSplit/>
+        </w:trPr>
+        <w:tc>
+          <w:tcPr>
+            <w:tcW w:w="2345" w:type="dxa"/>
+          </w:tcPr>
           <w:p>
             <w:pPr>
               <w:pStyle w:val="Compact"/>
@@ -109,7 +173,9 @@
           </w:p>
         </w:tc>
         <w:tc>
-          <w:tcPr/>
+          <w:tcPr>
+            <w:tcW w:w="7293" w:type="dxa"/>
+          </w:tcPr>
           <w:p>
             <w:pPr>
               <w:pStyle w:val="Compact"/>
@@ -121,8 +187,13 @@
         </w:tc>
       </w:tr>
       <w:tr>
-        <w:tc>
-          <w:tcPr/>
+        <w:trPr>
+          <w:cantSplit/>
+        </w:trPr>
+        <w:tc>
+          <w:tcPr>
+            <w:tcW w:w="2345" w:type="dxa"/>
+          </w:tcPr>
           <w:p>
             <w:pPr>
               <w:pStyle w:val="Compact"/>
@@ -133,7 +204,9 @@
           </w:p>
         </w:tc>
         <w:tc>
-          <w:tcPr/>
+          <w:tcPr>
+            <w:tcW w:w="7293" w:type="dxa"/>
+          </w:tcPr>
           <w:p>
             <w:pPr>
               <w:pStyle w:val="Compact"/>
@@ -145,8 +218,13 @@
         </w:tc>
       </w:tr>
       <w:tr>
-        <w:tc>
-          <w:tcPr/>
+        <w:trPr>
+          <w:cantSplit/>
+        </w:trPr>
+        <w:tc>
+          <w:tcPr>
+            <w:tcW w:w="2345" w:type="dxa"/>
+          </w:tcPr>
           <w:p>
             <w:pPr>
               <w:pStyle w:val="Compact"/>
@@ -157,7 +235,9 @@
           </w:p>
         </w:tc>
         <w:tc>
-          <w:tcPr/>
+          <w:tcPr>
+            <w:tcW w:w="7293" w:type="dxa"/>
+          </w:tcPr>
           <w:p>
             <w:pPr>
               <w:pStyle w:val="Compact"/>
@@ -169,8 +249,13 @@
         </w:tc>
       </w:tr>
       <w:tr>
-        <w:tc>
-          <w:tcPr/>
+        <w:trPr>
+          <w:cantSplit/>
+        </w:trPr>
+        <w:tc>
+          <w:tcPr>
+            <w:tcW w:w="2345" w:type="dxa"/>
+          </w:tcPr>
           <w:p>
             <w:pPr>
               <w:pStyle w:val="Compact"/>
@@ -181,7 +266,9 @@
           </w:p>
         </w:tc>
         <w:tc>
-          <w:tcPr/>
+          <w:tcPr>
+            <w:tcW w:w="7293" w:type="dxa"/>
+          </w:tcPr>
           <w:p>
             <w:pPr>
               <w:pStyle w:val="Compact"/>
@@ -193,8 +280,13 @@
         </w:tc>
       </w:tr>
       <w:tr>
-        <w:tc>
-          <w:tcPr/>
+        <w:trPr>
+          <w:cantSplit/>
+        </w:trPr>
+        <w:tc>
+          <w:tcPr>
+            <w:tcW w:w="2345" w:type="dxa"/>
+          </w:tcPr>
           <w:p>
             <w:pPr>
               <w:pStyle w:val="Compact"/>
@@ -205,7 +297,9 @@
           </w:p>
         </w:tc>
         <w:tc>
-          <w:tcPr/>
+          <w:tcPr>
+            <w:tcW w:w="7293" w:type="dxa"/>
+          </w:tcPr>
           <w:p>
             <w:pPr>
               <w:pStyle w:val="Compact"/>
@@ -228,80 +322,175 @@
     <w:tbl>
       <w:tblPr>
         <w:tblStyle w:val="Table"/>
-        <w:tblW w:type="pct" w:w="5000"/>
+        <w:tblW w:w="9638" w:type="dxa"/>
+        <w:tblBorders>
+          <w:top w:val="single" w:sz="4" w:space="0" w:color="CDD1D5"/>
+          <w:left w:val="single" w:sz="4" w:space="0" w:color="CDD1D5"/>
+          <w:bottom w:val="single" w:sz="4" w:space="0" w:color="CDD1D5"/>
+          <w:right w:val="single" w:sz="4" w:space="0" w:color="CDD1D5"/>
+          <w:insideH w:val="single" w:sz="4" w:space="0" w:color="CDD1D5"/>
+          <w:insideV w:val="single" w:sz="4" w:space="0" w:color="CDD1D5"/>
+        </w:tblBorders>
         <w:tblLayout w:type="fixed"/>
+        <w:tblCellMar>
+          <w:top w:w="50" w:type="dxa"/>
+          <w:left w:w="100" w:type="dxa"/>
+          <w:bottom w:w="50" w:type="dxa"/>
+          <w:right w:w="100" w:type="dxa"/>
+        </w:tblCellMar>
         <w:tblLook w:firstRow="1" w:lastRow="0" w:firstColumn="0" w:lastColumn="0" w:noHBand="0" w:noVBand="0" w:val="0020"/>
       </w:tblPr>
       <w:tblGrid>
-        <w:gridCol w:w="1526"/>
-        <w:gridCol w:w="1622"/>
-        <w:gridCol w:w="1717"/>
-        <w:gridCol w:w="1526"/>
-        <w:gridCol w:w="1526"/>
+        <w:gridCol w:w="1858"/>
+        <w:gridCol w:w="1975"/>
+        <w:gridCol w:w="2090"/>
+        <w:gridCol w:w="1858"/>
+        <w:gridCol w:w="1857"/>
       </w:tblGrid>
       <w:tr>
         <w:trPr>
+          <w:cantSplit/>
           <w:tblHeader w:val="on"/>
         </w:trPr>
         <w:tc>
-          <w:tcPr/>
-          <w:p>
-            <w:pPr>
-              <w:pStyle w:val="Compact"/>
-            </w:pPr>
-            <w:r>
+          <w:tcPr>
+            <w:tcW w:w="1858" w:type="dxa"/>
+            <w:tcBorders>
+              <w:top w:val="single" w:sz="4" w:space="0" w:color="90A9C6"/>
+              <w:left w:val="single" w:sz="4" w:space="0" w:color="90A9C6"/>
+              <w:bottom w:val="single" w:sz="4" w:space="0" w:color="90A9C6"/>
+              <w:right w:val="single" w:sz="4" w:space="0" w:color="90A9C6"/>
+            </w:tcBorders>
+            <w:shd w:val="clear" w:color="auto" w:fill="D6E0EB"/>
+            <w:vAlign w:val="center"/>
+          </w:tcPr>
+          <w:p>
+            <w:pPr>
+              <w:pStyle w:val="Compact"/>
+            </w:pPr>
+            <w:r>
+              <w:rPr>
+                <w:b/>
+                <w:bCs/>
+                <w:color w:val="131416"/>
+              </w:rPr>
               <w:t xml:space="preserve">버전</w:t>
             </w:r>
           </w:p>
         </w:tc>
         <w:tc>
-          <w:tcPr/>
-          <w:p>
-            <w:pPr>
-              <w:pStyle w:val="Compact"/>
-            </w:pPr>
-            <w:r>
+          <w:tcPr>
+            <w:tcW w:w="1975" w:type="dxa"/>
+            <w:tcBorders>
+              <w:top w:val="single" w:sz="4" w:space="0" w:color="90A9C6"/>
+              <w:left w:val="single" w:sz="4" w:space="0" w:color="90A9C6"/>
+              <w:bottom w:val="single" w:sz="4" w:space="0" w:color="90A9C6"/>
+              <w:right w:val="single" w:sz="4" w:space="0" w:color="90A9C6"/>
+            </w:tcBorders>
+            <w:shd w:val="clear" w:color="auto" w:fill="D6E0EB"/>
+            <w:vAlign w:val="center"/>
+          </w:tcPr>
+          <w:p>
+            <w:pPr>
+              <w:pStyle w:val="Compact"/>
+            </w:pPr>
+            <w:r>
+              <w:rPr>
+                <w:b/>
+                <w:bCs/>
+                <w:color w:val="131416"/>
+              </w:rPr>
               <w:t xml:space="preserve">날짜</w:t>
             </w:r>
           </w:p>
         </w:tc>
         <w:tc>
-          <w:tcPr/>
-          <w:p>
-            <w:pPr>
-              <w:pStyle w:val="Compact"/>
-            </w:pPr>
-            <w:r>
+          <w:tcPr>
+            <w:tcW w:w="2090" w:type="dxa"/>
+            <w:tcBorders>
+              <w:top w:val="single" w:sz="4" w:space="0" w:color="90A9C6"/>
+              <w:left w:val="single" w:sz="4" w:space="0" w:color="90A9C6"/>
+              <w:bottom w:val="single" w:sz="4" w:space="0" w:color="90A9C6"/>
+              <w:right w:val="single" w:sz="4" w:space="0" w:color="90A9C6"/>
+            </w:tcBorders>
+            <w:shd w:val="clear" w:color="auto" w:fill="D6E0EB"/>
+            <w:vAlign w:val="center"/>
+          </w:tcPr>
+          <w:p>
+            <w:pPr>
+              <w:pStyle w:val="Compact"/>
+            </w:pPr>
+            <w:r>
+              <w:rPr>
+                <w:b/>
+                <w:bCs/>
+                <w:color w:val="131416"/>
+              </w:rPr>
               <w:t xml:space="preserve">변경 내용</w:t>
             </w:r>
           </w:p>
         </w:tc>
         <w:tc>
-          <w:tcPr/>
-          <w:p>
-            <w:pPr>
-              <w:pStyle w:val="Compact"/>
-            </w:pPr>
-            <w:r>
+          <w:tcPr>
+            <w:tcW w:w="1858" w:type="dxa"/>
+            <w:tcBorders>
+              <w:top w:val="single" w:sz="4" w:space="0" w:color="90A9C6"/>
+              <w:left w:val="single" w:sz="4" w:space="0" w:color="90A9C6"/>
+              <w:bottom w:val="single" w:sz="4" w:space="0" w:color="90A9C6"/>
+              <w:right w:val="single" w:sz="4" w:space="0" w:color="90A9C6"/>
+            </w:tcBorders>
+            <w:shd w:val="clear" w:color="auto" w:fill="D6E0EB"/>
+            <w:vAlign w:val="center"/>
+          </w:tcPr>
+          <w:p>
+            <w:pPr>
+              <w:pStyle w:val="Compact"/>
+            </w:pPr>
+            <w:r>
+              <w:rPr>
+                <w:b/>
+                <w:bCs/>
+                <w:color w:val="131416"/>
+              </w:rPr>
               <w:t xml:space="preserve">작성자</w:t>
             </w:r>
           </w:p>
         </w:tc>
         <w:tc>
-          <w:tcPr/>
-          <w:p>
-            <w:pPr>
-              <w:pStyle w:val="Compact"/>
-            </w:pPr>
-            <w:r>
+          <w:tcPr>
+            <w:tcW w:w="1857" w:type="dxa"/>
+            <w:tcBorders>
+              <w:top w:val="single" w:sz="4" w:space="0" w:color="90A9C6"/>
+              <w:left w:val="single" w:sz="4" w:space="0" w:color="90A9C6"/>
+              <w:bottom w:val="single" w:sz="4" w:space="0" w:color="90A9C6"/>
+              <w:right w:val="single" w:sz="4" w:space="0" w:color="90A9C6"/>
+            </w:tcBorders>
+            <w:shd w:val="clear" w:color="auto" w:fill="D6E0EB"/>
+            <w:vAlign w:val="center"/>
+          </w:tcPr>
+          <w:p>
+            <w:pPr>
+              <w:pStyle w:val="Compact"/>
+            </w:pPr>
+            <w:r>
+              <w:rPr>
+                <w:b/>
+                <w:bCs/>
+                <w:color w:val="131416"/>
+              </w:rPr>
               <w:t xml:space="preserve">승인자</w:t>
             </w:r>
           </w:p>
         </w:tc>
       </w:tr>
       <w:tr>
-        <w:tc>
-          <w:tcPr/>
+        <w:trPr>
+          <w:cantSplit/>
+        </w:trPr>
+        <w:tc>
+          <w:tcPr>
+            <w:tcW w:w="1858" w:type="dxa"/>
+          </w:tcPr>
           <w:p>
             <w:pPr>
               <w:pStyle w:val="Compact"/>
@@ -312,7 +501,9 @@
           </w:p>
         </w:tc>
         <w:tc>
-          <w:tcPr/>
+          <w:tcPr>
+            <w:tcW w:w="1975" w:type="dxa"/>
+          </w:tcPr>
           <w:p>
             <w:pPr>
               <w:pStyle w:val="Compact"/>
@@ -323,7 +514,9 @@
           </w:p>
         </w:tc>
         <w:tc>
-          <w:tcPr/>
+          <w:tcPr>
+            <w:tcW w:w="2090" w:type="dxa"/>
+          </w:tcPr>
           <w:p>
             <w:pPr>
               <w:pStyle w:val="Compact"/>
@@ -334,7 +527,9 @@
           </w:p>
         </w:tc>
         <w:tc>
-          <w:tcPr/>
+          <w:tcPr>
+            <w:tcW w:w="1858" w:type="dxa"/>
+          </w:tcPr>
           <w:p>
             <w:pPr>
               <w:pStyle w:val="Compact"/>
@@ -345,7 +540,9 @@
           </w:p>
         </w:tc>
         <w:tc>
-          <w:tcPr/>
+          <w:tcPr>
+            <w:tcW w:w="1857" w:type="dxa"/>
+          </w:tcPr>
           <w:p>
             <w:pPr>
               <w:pStyle w:val="Compact"/>
@@ -630,7 +827,7 @@
               <a:graphicData uri="http://schemas.openxmlformats.org/drawingml/2006/picture">
                 <pic:pic>
                   <pic:nvPicPr>
-                    <pic:cNvPr descr="_변환도구/img/JSA-PF-DS-002_기술 설계 문서/1.png" id="11" name="Picture"/>
+                    <pic:cNvPr descr="/Users/garam/ops/inp/ws/.ai-workflow/work/tasks/현장방문대비/30 관리 산출물/개발/md2docx-styled/_변환도구/img/JSA-PF-DS-002_기술 설계 문서/1.png" id="11" name="Picture"/>
                     <pic:cNvPicPr>
                       <a:picLocks noChangeArrowheads="1" noChangeAspect="1"/>
                     </pic:cNvPicPr>
@@ -901,56 +1098,121 @@
     <w:tbl>
       <w:tblPr>
         <w:tblStyle w:val="Table"/>
-        <w:tblW w:type="pct" w:w="5000"/>
+        <w:tblW w:w="9638" w:type="dxa"/>
+        <w:tblBorders>
+          <w:top w:val="single" w:sz="4" w:space="0" w:color="CDD1D5"/>
+          <w:left w:val="single" w:sz="4" w:space="0" w:color="CDD1D5"/>
+          <w:bottom w:val="single" w:sz="4" w:space="0" w:color="CDD1D5"/>
+          <w:right w:val="single" w:sz="4" w:space="0" w:color="CDD1D5"/>
+          <w:insideH w:val="single" w:sz="4" w:space="0" w:color="CDD1D5"/>
+          <w:insideV w:val="single" w:sz="4" w:space="0" w:color="CDD1D5"/>
+        </w:tblBorders>
         <w:tblLayout w:type="fixed"/>
+        <w:tblCellMar>
+          <w:top w:w="50" w:type="dxa"/>
+          <w:left w:w="100" w:type="dxa"/>
+          <w:bottom w:w="50" w:type="dxa"/>
+          <w:right w:w="100" w:type="dxa"/>
+        </w:tblCellMar>
         <w:tblLook w:firstRow="1" w:lastRow="0" w:firstColumn="0" w:lastColumn="0" w:noHBand="0" w:noVBand="0" w:val="0020"/>
       </w:tblPr>
       <w:tblGrid>
-        <w:gridCol w:w="1284"/>
-        <w:gridCol w:w="1696"/>
-        <w:gridCol w:w="4938"/>
+        <w:gridCol w:w="1563"/>
+        <w:gridCol w:w="2064"/>
+        <w:gridCol w:w="6011"/>
       </w:tblGrid>
       <w:tr>
         <w:trPr>
+          <w:cantSplit/>
           <w:tblHeader w:val="on"/>
         </w:trPr>
         <w:tc>
-          <w:tcPr/>
-          <w:p>
-            <w:pPr>
-              <w:pStyle w:val="Compact"/>
-            </w:pPr>
-            <w:r>
+          <w:tcPr>
+            <w:tcW w:w="1563" w:type="dxa"/>
+            <w:tcBorders>
+              <w:top w:val="single" w:sz="4" w:space="0" w:color="90A9C6"/>
+              <w:left w:val="single" w:sz="4" w:space="0" w:color="90A9C6"/>
+              <w:bottom w:val="single" w:sz="4" w:space="0" w:color="90A9C6"/>
+              <w:right w:val="single" w:sz="4" w:space="0" w:color="90A9C6"/>
+            </w:tcBorders>
+            <w:shd w:val="clear" w:color="auto" w:fill="D6E0EB"/>
+            <w:vAlign w:val="center"/>
+          </w:tcPr>
+          <w:p>
+            <w:pPr>
+              <w:pStyle w:val="Compact"/>
+            </w:pPr>
+            <w:r>
+              <w:rPr>
+                <w:b/>
+                <w:bCs/>
+                <w:color w:val="131416"/>
+              </w:rPr>
               <w:t xml:space="preserve">구성</w:t>
             </w:r>
           </w:p>
         </w:tc>
         <w:tc>
-          <w:tcPr/>
-          <w:p>
-            <w:pPr>
-              <w:pStyle w:val="Compact"/>
-            </w:pPr>
-            <w:r>
+          <w:tcPr>
+            <w:tcW w:w="2064" w:type="dxa"/>
+            <w:tcBorders>
+              <w:top w:val="single" w:sz="4" w:space="0" w:color="90A9C6"/>
+              <w:left w:val="single" w:sz="4" w:space="0" w:color="90A9C6"/>
+              <w:bottom w:val="single" w:sz="4" w:space="0" w:color="90A9C6"/>
+              <w:right w:val="single" w:sz="4" w:space="0" w:color="90A9C6"/>
+            </w:tcBorders>
+            <w:shd w:val="clear" w:color="auto" w:fill="D6E0EB"/>
+            <w:vAlign w:val="center"/>
+          </w:tcPr>
+          <w:p>
+            <w:pPr>
+              <w:pStyle w:val="Compact"/>
+            </w:pPr>
+            <w:r>
+              <w:rPr>
+                <w:b/>
+                <w:bCs/>
+                <w:color w:val="131416"/>
+              </w:rPr>
               <w:t xml:space="preserve">위치</w:t>
             </w:r>
           </w:p>
         </w:tc>
         <w:tc>
-          <w:tcPr/>
-          <w:p>
-            <w:pPr>
-              <w:pStyle w:val="Compact"/>
-            </w:pPr>
-            <w:r>
+          <w:tcPr>
+            <w:tcW w:w="6011" w:type="dxa"/>
+            <w:tcBorders>
+              <w:top w:val="single" w:sz="4" w:space="0" w:color="90A9C6"/>
+              <w:left w:val="single" w:sz="4" w:space="0" w:color="90A9C6"/>
+              <w:bottom w:val="single" w:sz="4" w:space="0" w:color="90A9C6"/>
+              <w:right w:val="single" w:sz="4" w:space="0" w:color="90A9C6"/>
+            </w:tcBorders>
+            <w:shd w:val="clear" w:color="auto" w:fill="D6E0EB"/>
+            <w:vAlign w:val="center"/>
+          </w:tcPr>
+          <w:p>
+            <w:pPr>
+              <w:pStyle w:val="Compact"/>
+            </w:pPr>
+            <w:r>
+              <w:rPr>
+                <w:b/>
+                <w:bCs/>
+                <w:color w:val="131416"/>
+              </w:rPr>
               <w:t xml:space="preserve">책임</w:t>
             </w:r>
           </w:p>
         </w:tc>
       </w:tr>
       <w:tr>
-        <w:tc>
-          <w:tcPr/>
+        <w:trPr>
+          <w:cantSplit/>
+        </w:trPr>
+        <w:tc>
+          <w:tcPr>
+            <w:tcW w:w="1563" w:type="dxa"/>
+          </w:tcPr>
           <w:p>
             <w:pPr>
               <w:pStyle w:val="Compact"/>
@@ -961,7 +1223,9 @@
           </w:p>
         </w:tc>
         <w:tc>
-          <w:tcPr/>
+          <w:tcPr>
+            <w:tcW w:w="2064" w:type="dxa"/>
+          </w:tcPr>
           <w:p>
             <w:pPr>
               <w:pStyle w:val="Compact"/>
@@ -975,7 +1239,9 @@
           </w:p>
         </w:tc>
         <w:tc>
-          <w:tcPr/>
+          <w:tcPr>
+            <w:tcW w:w="6011" w:type="dxa"/>
+          </w:tcPr>
           <w:p>
             <w:pPr>
               <w:pStyle w:val="Compact"/>
@@ -996,8 +1262,13 @@
         </w:tc>
       </w:tr>
       <w:tr>
-        <w:tc>
-          <w:tcPr/>
+        <w:trPr>
+          <w:cantSplit/>
+        </w:trPr>
+        <w:tc>
+          <w:tcPr>
+            <w:tcW w:w="1563" w:type="dxa"/>
+          </w:tcPr>
           <w:p>
             <w:pPr>
               <w:pStyle w:val="Compact"/>
@@ -1008,7 +1279,9 @@
           </w:p>
         </w:tc>
         <w:tc>
-          <w:tcPr/>
+          <w:tcPr>
+            <w:tcW w:w="2064" w:type="dxa"/>
+          </w:tcPr>
           <w:p>
             <w:pPr>
               <w:pStyle w:val="Compact"/>
@@ -1022,7 +1295,9 @@
           </w:p>
         </w:tc>
         <w:tc>
-          <w:tcPr/>
+          <w:tcPr>
+            <w:tcW w:w="6011" w:type="dxa"/>
+          </w:tcPr>
           <w:p>
             <w:pPr>
               <w:pStyle w:val="Compact"/>
@@ -1034,8 +1309,13 @@
         </w:tc>
       </w:tr>
       <w:tr>
-        <w:tc>
-          <w:tcPr/>
+        <w:trPr>
+          <w:cantSplit/>
+        </w:trPr>
+        <w:tc>
+          <w:tcPr>
+            <w:tcW w:w="1563" w:type="dxa"/>
+          </w:tcPr>
           <w:p>
             <w:pPr>
               <w:pStyle w:val="Compact"/>
@@ -1046,7 +1326,9 @@
           </w:p>
         </w:tc>
         <w:tc>
-          <w:tcPr/>
+          <w:tcPr>
+            <w:tcW w:w="2064" w:type="dxa"/>
+          </w:tcPr>
           <w:p>
             <w:pPr>
               <w:pStyle w:val="Compact"/>
@@ -1060,7 +1342,9 @@
           </w:p>
         </w:tc>
         <w:tc>
-          <w:tcPr/>
+          <w:tcPr>
+            <w:tcW w:w="6011" w:type="dxa"/>
+          </w:tcPr>
           <w:p>
             <w:pPr>
               <w:pStyle w:val="Compact"/>
@@ -1072,8 +1356,13 @@
         </w:tc>
       </w:tr>
       <w:tr>
-        <w:tc>
-          <w:tcPr/>
+        <w:trPr>
+          <w:cantSplit/>
+        </w:trPr>
+        <w:tc>
+          <w:tcPr>
+            <w:tcW w:w="1563" w:type="dxa"/>
+          </w:tcPr>
           <w:p>
             <w:pPr>
               <w:pStyle w:val="Compact"/>
@@ -1084,7 +1373,9 @@
           </w:p>
         </w:tc>
         <w:tc>
-          <w:tcPr/>
+          <w:tcPr>
+            <w:tcW w:w="2064" w:type="dxa"/>
+          </w:tcPr>
           <w:p>
             <w:pPr>
               <w:pStyle w:val="Compact"/>
@@ -1098,7 +1389,9 @@
           </w:p>
         </w:tc>
         <w:tc>
-          <w:tcPr/>
+          <w:tcPr>
+            <w:tcW w:w="6011" w:type="dxa"/>
+          </w:tcPr>
           <w:p>
             <w:pPr>
               <w:pStyle w:val="Compact"/>
@@ -1110,8 +1403,13 @@
         </w:tc>
       </w:tr>
       <w:tr>
-        <w:tc>
-          <w:tcPr/>
+        <w:trPr>
+          <w:cantSplit/>
+        </w:trPr>
+        <w:tc>
+          <w:tcPr>
+            <w:tcW w:w="1563" w:type="dxa"/>
+          </w:tcPr>
           <w:p>
             <w:pPr>
               <w:pStyle w:val="Compact"/>
@@ -1122,7 +1420,9 @@
           </w:p>
         </w:tc>
         <w:tc>
-          <w:tcPr/>
+          <w:tcPr>
+            <w:tcW w:w="2064" w:type="dxa"/>
+          </w:tcPr>
           <w:p>
             <w:pPr>
               <w:pStyle w:val="Compact"/>
@@ -1136,7 +1436,9 @@
           </w:p>
         </w:tc>
         <w:tc>
-          <w:tcPr/>
+          <w:tcPr>
+            <w:tcW w:w="6011" w:type="dxa"/>
+          </w:tcPr>
           <w:p>
             <w:pPr>
               <w:pStyle w:val="Compact"/>
@@ -1148,8 +1450,13 @@
         </w:tc>
       </w:tr>
       <w:tr>
-        <w:tc>
-          <w:tcPr/>
+        <w:trPr>
+          <w:cantSplit/>
+        </w:trPr>
+        <w:tc>
+          <w:tcPr>
+            <w:tcW w:w="1563" w:type="dxa"/>
+          </w:tcPr>
           <w:p>
             <w:pPr>
               <w:pStyle w:val="Compact"/>
@@ -1160,7 +1467,9 @@
           </w:p>
         </w:tc>
         <w:tc>
-          <w:tcPr/>
+          <w:tcPr>
+            <w:tcW w:w="2064" w:type="dxa"/>
+          </w:tcPr>
           <w:p>
             <w:pPr>
               <w:pStyle w:val="Compact"/>
@@ -1174,7 +1483,9 @@
           </w:p>
         </w:tc>
         <w:tc>
-          <w:tcPr/>
+          <w:tcPr>
+            <w:tcW w:w="6011" w:type="dxa"/>
+          </w:tcPr>
           <w:p>
             <w:pPr>
               <w:pStyle w:val="Compact"/>
@@ -1198,8 +1509,13 @@
         </w:tc>
       </w:tr>
       <w:tr>
-        <w:tc>
-          <w:tcPr/>
+        <w:trPr>
+          <w:cantSplit/>
+        </w:trPr>
+        <w:tc>
+          <w:tcPr>
+            <w:tcW w:w="1563" w:type="dxa"/>
+          </w:tcPr>
           <w:p>
             <w:pPr>
               <w:pStyle w:val="Compact"/>
@@ -1210,7 +1526,9 @@
           </w:p>
         </w:tc>
         <w:tc>
-          <w:tcPr/>
+          <w:tcPr>
+            <w:tcW w:w="2064" w:type="dxa"/>
+          </w:tcPr>
           <w:p>
             <w:pPr>
               <w:pStyle w:val="Compact"/>
@@ -1224,7 +1542,9 @@
           </w:p>
         </w:tc>
         <w:tc>
-          <w:tcPr/>
+          <w:tcPr>
+            <w:tcW w:w="6011" w:type="dxa"/>
+          </w:tcPr>
           <w:p>
             <w:pPr>
               <w:pStyle w:val="Compact"/>
@@ -1236,8 +1556,13 @@
         </w:tc>
       </w:tr>
       <w:tr>
-        <w:tc>
-          <w:tcPr/>
+        <w:trPr>
+          <w:cantSplit/>
+        </w:trPr>
+        <w:tc>
+          <w:tcPr>
+            <w:tcW w:w="1563" w:type="dxa"/>
+          </w:tcPr>
           <w:p>
             <w:pPr>
               <w:pStyle w:val="Compact"/>
@@ -1248,7 +1573,9 @@
           </w:p>
         </w:tc>
         <w:tc>
-          <w:tcPr/>
+          <w:tcPr>
+            <w:tcW w:w="2064" w:type="dxa"/>
+          </w:tcPr>
           <w:p>
             <w:pPr>
               <w:pStyle w:val="Compact"/>
@@ -1274,7 +1601,9 @@
           </w:p>
         </w:tc>
         <w:tc>
-          <w:tcPr/>
+          <w:tcPr>
+            <w:tcW w:w="6011" w:type="dxa"/>
+          </w:tcPr>
           <w:p>
             <w:pPr>
               <w:pStyle w:val="Compact"/>
@@ -1392,56 +1721,121 @@
     <w:tbl>
       <w:tblPr>
         <w:tblStyle w:val="Table"/>
-        <w:tblW w:type="pct" w:w="5000"/>
+        <w:tblW w:w="9638" w:type="dxa"/>
+        <w:tblBorders>
+          <w:top w:val="single" w:sz="4" w:space="0" w:color="CDD1D5"/>
+          <w:left w:val="single" w:sz="4" w:space="0" w:color="CDD1D5"/>
+          <w:bottom w:val="single" w:sz="4" w:space="0" w:color="CDD1D5"/>
+          <w:right w:val="single" w:sz="4" w:space="0" w:color="CDD1D5"/>
+          <w:insideH w:val="single" w:sz="4" w:space="0" w:color="CDD1D5"/>
+          <w:insideV w:val="single" w:sz="4" w:space="0" w:color="CDD1D5"/>
+        </w:tblBorders>
         <w:tblLayout w:type="fixed"/>
+        <w:tblCellMar>
+          <w:top w:w="50" w:type="dxa"/>
+          <w:left w:w="100" w:type="dxa"/>
+          <w:bottom w:w="50" w:type="dxa"/>
+          <w:right w:w="100" w:type="dxa"/>
+        </w:tblCellMar>
         <w:tblLook w:firstRow="1" w:lastRow="0" w:firstColumn="0" w:lastColumn="0" w:noHBand="0" w:noVBand="0" w:val="0020"/>
       </w:tblPr>
       <w:tblGrid>
-        <w:gridCol w:w="1194"/>
-        <w:gridCol w:w="3165"/>
-        <w:gridCol w:w="3559"/>
+        <w:gridCol w:w="1453"/>
+        <w:gridCol w:w="3853"/>
+        <w:gridCol w:w="4332"/>
       </w:tblGrid>
       <w:tr>
         <w:trPr>
+          <w:cantSplit/>
           <w:tblHeader w:val="on"/>
         </w:trPr>
         <w:tc>
-          <w:tcPr/>
-          <w:p>
-            <w:pPr>
-              <w:pStyle w:val="Compact"/>
-            </w:pPr>
-            <w:r>
+          <w:tcPr>
+            <w:tcW w:w="1453" w:type="dxa"/>
+            <w:tcBorders>
+              <w:top w:val="single" w:sz="4" w:space="0" w:color="90A9C6"/>
+              <w:left w:val="single" w:sz="4" w:space="0" w:color="90A9C6"/>
+              <w:bottom w:val="single" w:sz="4" w:space="0" w:color="90A9C6"/>
+              <w:right w:val="single" w:sz="4" w:space="0" w:color="90A9C6"/>
+            </w:tcBorders>
+            <w:shd w:val="clear" w:color="auto" w:fill="D6E0EB"/>
+            <w:vAlign w:val="center"/>
+          </w:tcPr>
+          <w:p>
+            <w:pPr>
+              <w:pStyle w:val="Compact"/>
+            </w:pPr>
+            <w:r>
+              <w:rPr>
+                <w:b/>
+                <w:bCs/>
+                <w:color w:val="131416"/>
+              </w:rPr>
               <w:t xml:space="preserve">테이블</w:t>
             </w:r>
           </w:p>
         </w:tc>
         <w:tc>
-          <w:tcPr/>
-          <w:p>
-            <w:pPr>
-              <w:pStyle w:val="Compact"/>
-            </w:pPr>
-            <w:r>
+          <w:tcPr>
+            <w:tcW w:w="3853" w:type="dxa"/>
+            <w:tcBorders>
+              <w:top w:val="single" w:sz="4" w:space="0" w:color="90A9C6"/>
+              <w:left w:val="single" w:sz="4" w:space="0" w:color="90A9C6"/>
+              <w:bottom w:val="single" w:sz="4" w:space="0" w:color="90A9C6"/>
+              <w:right w:val="single" w:sz="4" w:space="0" w:color="90A9C6"/>
+            </w:tcBorders>
+            <w:shd w:val="clear" w:color="auto" w:fill="D6E0EB"/>
+            <w:vAlign w:val="center"/>
+          </w:tcPr>
+          <w:p>
+            <w:pPr>
+              <w:pStyle w:val="Compact"/>
+            </w:pPr>
+            <w:r>
+              <w:rPr>
+                <w:b/>
+                <w:bCs/>
+                <w:color w:val="131416"/>
+              </w:rPr>
               <w:t xml:space="preserve">주요 컬럼</w:t>
             </w:r>
           </w:p>
         </w:tc>
         <w:tc>
-          <w:tcPr/>
-          <w:p>
-            <w:pPr>
-              <w:pStyle w:val="Compact"/>
-            </w:pPr>
-            <w:r>
+          <w:tcPr>
+            <w:tcW w:w="4332" w:type="dxa"/>
+            <w:tcBorders>
+              <w:top w:val="single" w:sz="4" w:space="0" w:color="90A9C6"/>
+              <w:left w:val="single" w:sz="4" w:space="0" w:color="90A9C6"/>
+              <w:bottom w:val="single" w:sz="4" w:space="0" w:color="90A9C6"/>
+              <w:right w:val="single" w:sz="4" w:space="0" w:color="90A9C6"/>
+            </w:tcBorders>
+            <w:shd w:val="clear" w:color="auto" w:fill="D6E0EB"/>
+            <w:vAlign w:val="center"/>
+          </w:tcPr>
+          <w:p>
+            <w:pPr>
+              <w:pStyle w:val="Compact"/>
+            </w:pPr>
+            <w:r>
+              <w:rPr>
+                <w:b/>
+                <w:bCs/>
+                <w:color w:val="131416"/>
+              </w:rPr>
               <w:t xml:space="preserve">제약·비고</w:t>
             </w:r>
           </w:p>
         </w:tc>
       </w:tr>
       <w:tr>
-        <w:tc>
-          <w:tcPr/>
+        <w:trPr>
+          <w:cantSplit/>
+        </w:trPr>
+        <w:tc>
+          <w:tcPr>
+            <w:tcW w:w="1453" w:type="dxa"/>
+          </w:tcPr>
           <w:p>
             <w:pPr>
               <w:pStyle w:val="Compact"/>
@@ -1458,7 +1852,9 @@
           </w:p>
         </w:tc>
         <w:tc>
-          <w:tcPr/>
+          <w:tcPr>
+            <w:tcW w:w="3853" w:type="dxa"/>
+          </w:tcPr>
           <w:p>
             <w:pPr>
               <w:pStyle w:val="Compact"/>
@@ -1508,7 +1904,9 @@
           </w:p>
         </w:tc>
         <w:tc>
-          <w:tcPr/>
+          <w:tcPr>
+            <w:tcW w:w="4332" w:type="dxa"/>
+          </w:tcPr>
           <w:p>
             <w:pPr>
               <w:pStyle w:val="Compact"/>
@@ -1520,8 +1918,13 @@
         </w:tc>
       </w:tr>
       <w:tr>
-        <w:tc>
-          <w:tcPr/>
+        <w:trPr>
+          <w:cantSplit/>
+        </w:trPr>
+        <w:tc>
+          <w:tcPr>
+            <w:tcW w:w="1453" w:type="dxa"/>
+          </w:tcPr>
           <w:p>
             <w:pPr>
               <w:pStyle w:val="Compact"/>
@@ -1535,7 +1938,9 @@
           </w:p>
         </w:tc>
         <w:tc>
-          <w:tcPr/>
+          <w:tcPr>
+            <w:tcW w:w="3853" w:type="dxa"/>
+          </w:tcPr>
           <w:p>
             <w:pPr>
               <w:pStyle w:val="Compact"/>
@@ -1621,7 +2026,9 @@
           </w:p>
         </w:tc>
         <w:tc>
-          <w:tcPr/>
+          <w:tcPr>
+            <w:tcW w:w="4332" w:type="dxa"/>
+          </w:tcPr>
           <w:p>
             <w:pPr>
               <w:pStyle w:val="Compact"/>
@@ -1633,8 +2040,13 @@
         </w:tc>
       </w:tr>
       <w:tr>
-        <w:tc>
-          <w:tcPr/>
+        <w:trPr>
+          <w:cantSplit/>
+        </w:trPr>
+        <w:tc>
+          <w:tcPr>
+            <w:tcW w:w="1453" w:type="dxa"/>
+          </w:tcPr>
           <w:p>
             <w:pPr>
               <w:pStyle w:val="Compact"/>
@@ -1648,7 +2060,9 @@
           </w:p>
         </w:tc>
         <w:tc>
-          <w:tcPr/>
+          <w:tcPr>
+            <w:tcW w:w="3853" w:type="dxa"/>
+          </w:tcPr>
           <w:p>
             <w:pPr>
               <w:pStyle w:val="Compact"/>
@@ -1662,7 +2076,9 @@
           </w:p>
         </w:tc>
         <w:tc>
-          <w:tcPr/>
+          <w:tcPr>
+            <w:tcW w:w="4332" w:type="dxa"/>
+          </w:tcPr>
           <w:p>
             <w:pPr>
               <w:pStyle w:val="Compact"/>
@@ -1674,8 +2090,13 @@
         </w:tc>
       </w:tr>
       <w:tr>
-        <w:tc>
-          <w:tcPr/>
+        <w:trPr>
+          <w:cantSplit/>
+        </w:trPr>
+        <w:tc>
+          <w:tcPr>
+            <w:tcW w:w="1453" w:type="dxa"/>
+          </w:tcPr>
           <w:p>
             <w:pPr>
               <w:pStyle w:val="Compact"/>
@@ -1689,7 +2110,9 @@
           </w:p>
         </w:tc>
         <w:tc>
-          <w:tcPr/>
+          <w:tcPr>
+            <w:tcW w:w="3853" w:type="dxa"/>
+          </w:tcPr>
           <w:p>
             <w:pPr>
               <w:pStyle w:val="Compact"/>
@@ -1727,7 +2150,9 @@
           </w:p>
         </w:tc>
         <w:tc>
-          <w:tcPr/>
+          <w:tcPr>
+            <w:tcW w:w="4332" w:type="dxa"/>
+          </w:tcPr>
           <w:p>
             <w:pPr>
               <w:pStyle w:val="Compact"/>
@@ -1778,8 +2203,13 @@
         </w:tc>
       </w:tr>
       <w:tr>
-        <w:tc>
-          <w:tcPr/>
+        <w:trPr>
+          <w:cantSplit/>
+        </w:trPr>
+        <w:tc>
+          <w:tcPr>
+            <w:tcW w:w="1453" w:type="dxa"/>
+          </w:tcPr>
           <w:p>
             <w:pPr>
               <w:pStyle w:val="Compact"/>
@@ -1793,7 +2223,9 @@
           </w:p>
         </w:tc>
         <w:tc>
-          <w:tcPr/>
+          <w:tcPr>
+            <w:tcW w:w="3853" w:type="dxa"/>
+          </w:tcPr>
           <w:p>
             <w:pPr>
               <w:pStyle w:val="Compact"/>
@@ -1819,7 +2251,9 @@
           </w:p>
         </w:tc>
         <w:tc>
-          <w:tcPr/>
+          <w:tcPr>
+            <w:tcW w:w="4332" w:type="dxa"/>
+          </w:tcPr>
           <w:p>
             <w:pPr>
               <w:pStyle w:val="Compact"/>
@@ -1831,8 +2265,13 @@
         </w:tc>
       </w:tr>
       <w:tr>
-        <w:tc>
-          <w:tcPr/>
+        <w:trPr>
+          <w:cantSplit/>
+        </w:trPr>
+        <w:tc>
+          <w:tcPr>
+            <w:tcW w:w="1453" w:type="dxa"/>
+          </w:tcPr>
           <w:p>
             <w:pPr>
               <w:pStyle w:val="Compact"/>
@@ -1846,7 +2285,9 @@
           </w:p>
         </w:tc>
         <w:tc>
-          <w:tcPr/>
+          <w:tcPr>
+            <w:tcW w:w="3853" w:type="dxa"/>
+          </w:tcPr>
           <w:p>
             <w:pPr>
               <w:pStyle w:val="Compact"/>
@@ -1884,7 +2325,9 @@
           </w:p>
         </w:tc>
         <w:tc>
-          <w:tcPr/>
+          <w:tcPr>
+            <w:tcW w:w="4332" w:type="dxa"/>
+          </w:tcPr>
           <w:p>
             <w:pPr>
               <w:pStyle w:val="Compact"/>
@@ -1926,8 +2369,13 @@
         </w:tc>
       </w:tr>
       <w:tr>
-        <w:tc>
-          <w:tcPr/>
+        <w:trPr>
+          <w:cantSplit/>
+        </w:trPr>
+        <w:tc>
+          <w:tcPr>
+            <w:tcW w:w="1453" w:type="dxa"/>
+          </w:tcPr>
           <w:p>
             <w:pPr>
               <w:pStyle w:val="Compact"/>
@@ -1941,7 +2389,9 @@
           </w:p>
         </w:tc>
         <w:tc>
-          <w:tcPr/>
+          <w:tcPr>
+            <w:tcW w:w="3853" w:type="dxa"/>
+          </w:tcPr>
           <w:p>
             <w:pPr>
               <w:pStyle w:val="Compact"/>
@@ -2042,7 +2492,9 @@
           </w:p>
         </w:tc>
         <w:tc>
-          <w:tcPr/>
+          <w:tcPr>
+            <w:tcW w:w="4332" w:type="dxa"/>
+          </w:tcPr>
           <w:p>
             <w:pPr>
               <w:pStyle w:val="Compact"/>
@@ -2156,8 +2608,13 @@
         </w:tc>
       </w:tr>
       <w:tr>
-        <w:tc>
-          <w:tcPr/>
+        <w:trPr>
+          <w:cantSplit/>
+        </w:trPr>
+        <w:tc>
+          <w:tcPr>
+            <w:tcW w:w="1453" w:type="dxa"/>
+          </w:tcPr>
           <w:p>
             <w:pPr>
               <w:pStyle w:val="Compact"/>
@@ -2171,7 +2628,9 @@
           </w:p>
         </w:tc>
         <w:tc>
-          <w:tcPr/>
+          <w:tcPr>
+            <w:tcW w:w="3853" w:type="dxa"/>
+          </w:tcPr>
           <w:p>
             <w:pPr>
               <w:pStyle w:val="Compact"/>
@@ -2248,7 +2707,9 @@
           </w:p>
         </w:tc>
         <w:tc>
-          <w:tcPr/>
+          <w:tcPr>
+            <w:tcW w:w="4332" w:type="dxa"/>
+          </w:tcPr>
           <w:p>
             <w:pPr>
               <w:pStyle w:val="Compact"/>
@@ -2299,8 +2760,13 @@
         </w:tc>
       </w:tr>
       <w:tr>
-        <w:tc>
-          <w:tcPr/>
+        <w:trPr>
+          <w:cantSplit/>
+        </w:trPr>
+        <w:tc>
+          <w:tcPr>
+            <w:tcW w:w="1453" w:type="dxa"/>
+          </w:tcPr>
           <w:p>
             <w:pPr>
               <w:pStyle w:val="Compact"/>
@@ -2314,7 +2780,9 @@
           </w:p>
         </w:tc>
         <w:tc>
-          <w:tcPr/>
+          <w:tcPr>
+            <w:tcW w:w="3853" w:type="dxa"/>
+          </w:tcPr>
           <w:p>
             <w:pPr>
               <w:pStyle w:val="Compact"/>
@@ -2352,7 +2820,9 @@
           </w:p>
         </w:tc>
         <w:tc>
-          <w:tcPr/>
+          <w:tcPr>
+            <w:tcW w:w="4332" w:type="dxa"/>
+          </w:tcPr>
           <w:p>
             <w:pPr>
               <w:pStyle w:val="Compact"/>
@@ -2364,8 +2834,13 @@
         </w:tc>
       </w:tr>
       <w:tr>
-        <w:tc>
-          <w:tcPr/>
+        <w:trPr>
+          <w:cantSplit/>
+        </w:trPr>
+        <w:tc>
+          <w:tcPr>
+            <w:tcW w:w="1453" w:type="dxa"/>
+          </w:tcPr>
           <w:p>
             <w:pPr>
               <w:pStyle w:val="Compact"/>
@@ -2379,7 +2854,9 @@
           </w:p>
         </w:tc>
         <w:tc>
-          <w:tcPr/>
+          <w:tcPr>
+            <w:tcW w:w="3853" w:type="dxa"/>
+          </w:tcPr>
           <w:p>
             <w:pPr>
               <w:pStyle w:val="Compact"/>
@@ -2477,7 +2954,9 @@
           </w:p>
         </w:tc>
         <w:tc>
-          <w:tcPr/>
+          <w:tcPr>
+            <w:tcW w:w="4332" w:type="dxa"/>
+          </w:tcPr>
           <w:p>
             <w:pPr>
               <w:pStyle w:val="Compact"/>
@@ -2566,7 +3045,7 @@
               <a:graphicData uri="http://schemas.openxmlformats.org/drawingml/2006/picture">
                 <pic:pic>
                   <pic:nvPicPr>
-                    <pic:cNvPr descr="_변환도구/img/JSA-PF-DS-002_기술 설계 문서/2.png" id="14" name="Picture"/>
+                    <pic:cNvPr descr="/Users/garam/ops/inp/ws/.ai-workflow/work/tasks/현장방문대비/30 관리 산출물/개발/md2docx-styled/_변환도구/img/JSA-PF-DS-002_기술 설계 문서/2.png" id="14" name="Picture"/>
                     <pic:cNvPicPr>
                       <a:picLocks noChangeArrowheads="1" noChangeAspect="1"/>
                     </pic:cNvPicPr>
@@ -2794,56 +3273,121 @@
     <w:tbl>
       <w:tblPr>
         <w:tblStyle w:val="Table"/>
-        <w:tblW w:type="pct" w:w="5000"/>
+        <w:tblW w:w="9638" w:type="dxa"/>
+        <w:tblBorders>
+          <w:top w:val="single" w:sz="4" w:space="0" w:color="CDD1D5"/>
+          <w:left w:val="single" w:sz="4" w:space="0" w:color="CDD1D5"/>
+          <w:bottom w:val="single" w:sz="4" w:space="0" w:color="CDD1D5"/>
+          <w:right w:val="single" w:sz="4" w:space="0" w:color="CDD1D5"/>
+          <w:insideH w:val="single" w:sz="4" w:space="0" w:color="CDD1D5"/>
+          <w:insideV w:val="single" w:sz="4" w:space="0" w:color="CDD1D5"/>
+        </w:tblBorders>
         <w:tblLayout w:type="fixed"/>
+        <w:tblCellMar>
+          <w:top w:w="50" w:type="dxa"/>
+          <w:left w:w="100" w:type="dxa"/>
+          <w:bottom w:w="50" w:type="dxa"/>
+          <w:right w:w="100" w:type="dxa"/>
+        </w:tblCellMar>
         <w:tblLook w:firstRow="1" w:lastRow="0" w:firstColumn="0" w:lastColumn="0" w:noHBand="0" w:noVBand="0" w:val="0020"/>
       </w:tblPr>
       <w:tblGrid>
-        <w:gridCol w:w="786"/>
-        <w:gridCol w:w="3776"/>
-        <w:gridCol w:w="3356"/>
+        <w:gridCol w:w="957"/>
+        <w:gridCol w:w="4596"/>
+        <w:gridCol w:w="4085"/>
       </w:tblGrid>
       <w:tr>
         <w:trPr>
+          <w:cantSplit/>
           <w:tblHeader w:val="on"/>
         </w:trPr>
         <w:tc>
-          <w:tcPr/>
-          <w:p>
-            <w:pPr>
-              <w:pStyle w:val="Compact"/>
-            </w:pPr>
-            <w:r>
+          <w:tcPr>
+            <w:tcW w:w="957" w:type="dxa"/>
+            <w:tcBorders>
+              <w:top w:val="single" w:sz="4" w:space="0" w:color="90A9C6"/>
+              <w:left w:val="single" w:sz="4" w:space="0" w:color="90A9C6"/>
+              <w:bottom w:val="single" w:sz="4" w:space="0" w:color="90A9C6"/>
+              <w:right w:val="single" w:sz="4" w:space="0" w:color="90A9C6"/>
+            </w:tcBorders>
+            <w:shd w:val="clear" w:color="auto" w:fill="D6E0EB"/>
+            <w:vAlign w:val="center"/>
+          </w:tcPr>
+          <w:p>
+            <w:pPr>
+              <w:pStyle w:val="Compact"/>
+            </w:pPr>
+            <w:r>
+              <w:rPr>
+                <w:b/>
+                <w:bCs/>
+                <w:color w:val="131416"/>
+              </w:rPr>
               <w:t xml:space="preserve">영역</w:t>
             </w:r>
           </w:p>
         </w:tc>
         <w:tc>
-          <w:tcPr/>
-          <w:p>
-            <w:pPr>
-              <w:pStyle w:val="Compact"/>
-            </w:pPr>
-            <w:r>
+          <w:tcPr>
+            <w:tcW w:w="4596" w:type="dxa"/>
+            <w:tcBorders>
+              <w:top w:val="single" w:sz="4" w:space="0" w:color="90A9C6"/>
+              <w:left w:val="single" w:sz="4" w:space="0" w:color="90A9C6"/>
+              <w:bottom w:val="single" w:sz="4" w:space="0" w:color="90A9C6"/>
+              <w:right w:val="single" w:sz="4" w:space="0" w:color="90A9C6"/>
+            </w:tcBorders>
+            <w:shd w:val="clear" w:color="auto" w:fill="D6E0EB"/>
+            <w:vAlign w:val="center"/>
+          </w:tcPr>
+          <w:p>
+            <w:pPr>
+              <w:pStyle w:val="Compact"/>
+            </w:pPr>
+            <w:r>
+              <w:rPr>
+                <w:b/>
+                <w:bCs/>
+                <w:color w:val="131416"/>
+              </w:rPr>
               <w:t xml:space="preserve">엔드포인트</w:t>
             </w:r>
           </w:p>
         </w:tc>
         <w:tc>
-          <w:tcPr/>
-          <w:p>
-            <w:pPr>
-              <w:pStyle w:val="Compact"/>
-            </w:pPr>
-            <w:r>
+          <w:tcPr>
+            <w:tcW w:w="4085" w:type="dxa"/>
+            <w:tcBorders>
+              <w:top w:val="single" w:sz="4" w:space="0" w:color="90A9C6"/>
+              <w:left w:val="single" w:sz="4" w:space="0" w:color="90A9C6"/>
+              <w:bottom w:val="single" w:sz="4" w:space="0" w:color="90A9C6"/>
+              <w:right w:val="single" w:sz="4" w:space="0" w:color="90A9C6"/>
+            </w:tcBorders>
+            <w:shd w:val="clear" w:color="auto" w:fill="D6E0EB"/>
+            <w:vAlign w:val="center"/>
+          </w:tcPr>
+          <w:p>
+            <w:pPr>
+              <w:pStyle w:val="Compact"/>
+            </w:pPr>
+            <w:r>
+              <w:rPr>
+                <w:b/>
+                <w:bCs/>
+                <w:color w:val="131416"/>
+              </w:rPr>
               <w:t xml:space="preserve">권한</w:t>
             </w:r>
           </w:p>
         </w:tc>
       </w:tr>
       <w:tr>
-        <w:tc>
-          <w:tcPr/>
+        <w:trPr>
+          <w:cantSplit/>
+        </w:trPr>
+        <w:tc>
+          <w:tcPr>
+            <w:tcW w:w="957" w:type="dxa"/>
+          </w:tcPr>
           <w:p>
             <w:pPr>
               <w:pStyle w:val="Compact"/>
@@ -2854,7 +3398,9 @@
           </w:p>
         </w:tc>
         <w:tc>
-          <w:tcPr/>
+          <w:tcPr>
+            <w:tcW w:w="4596" w:type="dxa"/>
+          </w:tcPr>
           <w:p>
             <w:pPr>
               <w:pStyle w:val="Compact"/>
@@ -2868,7 +3414,9 @@
           </w:p>
         </w:tc>
         <w:tc>
-          <w:tcPr/>
+          <w:tcPr>
+            <w:tcW w:w="4085" w:type="dxa"/>
+          </w:tcPr>
           <w:p>
             <w:pPr>
               <w:pStyle w:val="Compact"/>
@@ -2880,8 +3428,13 @@
         </w:tc>
       </w:tr>
       <w:tr>
-        <w:tc>
-          <w:tcPr/>
+        <w:trPr>
+          <w:cantSplit/>
+        </w:trPr>
+        <w:tc>
+          <w:tcPr>
+            <w:tcW w:w="957" w:type="dxa"/>
+          </w:tcPr>
           <w:p>
             <w:pPr>
               <w:pStyle w:val="Compact"/>
@@ -2892,7 +3445,9 @@
           </w:p>
         </w:tc>
         <w:tc>
-          <w:tcPr/>
+          <w:tcPr>
+            <w:tcW w:w="4596" w:type="dxa"/>
+          </w:tcPr>
           <w:p>
             <w:pPr>
               <w:pStyle w:val="Compact"/>
@@ -2918,7 +3473,9 @@
           </w:p>
         </w:tc>
         <w:tc>
-          <w:tcPr/>
+          <w:tcPr>
+            <w:tcW w:w="4085" w:type="dxa"/>
+          </w:tcPr>
           <w:p>
             <w:pPr>
               <w:pStyle w:val="Compact"/>
@@ -2954,8 +3511,13 @@
         </w:tc>
       </w:tr>
       <w:tr>
-        <w:tc>
-          <w:tcPr/>
+        <w:trPr>
+          <w:cantSplit/>
+        </w:trPr>
+        <w:tc>
+          <w:tcPr>
+            <w:tcW w:w="957" w:type="dxa"/>
+          </w:tcPr>
           <w:p>
             <w:pPr>
               <w:pStyle w:val="Compact"/>
@@ -2966,7 +3528,9 @@
           </w:p>
         </w:tc>
         <w:tc>
-          <w:tcPr/>
+          <w:tcPr>
+            <w:tcW w:w="4596" w:type="dxa"/>
+          </w:tcPr>
           <w:p>
             <w:pPr>
               <w:pStyle w:val="Compact"/>
@@ -2980,7 +3544,9 @@
           </w:p>
         </w:tc>
         <w:tc>
-          <w:tcPr/>
+          <w:tcPr>
+            <w:tcW w:w="4085" w:type="dxa"/>
+          </w:tcPr>
           <w:p>
             <w:pPr>
               <w:pStyle w:val="Compact"/>
@@ -2992,8 +3558,13 @@
         </w:tc>
       </w:tr>
       <w:tr>
-        <w:tc>
-          <w:tcPr/>
+        <w:trPr>
+          <w:cantSplit/>
+        </w:trPr>
+        <w:tc>
+          <w:tcPr>
+            <w:tcW w:w="957" w:type="dxa"/>
+          </w:tcPr>
           <w:p>
             <w:pPr>
               <w:pStyle w:val="Compact"/>
@@ -3004,7 +3575,9 @@
           </w:p>
         </w:tc>
         <w:tc>
-          <w:tcPr/>
+          <w:tcPr>
+            <w:tcW w:w="4596" w:type="dxa"/>
+          </w:tcPr>
           <w:p>
             <w:pPr>
               <w:pStyle w:val="Compact"/>
@@ -3030,7 +3603,9 @@
           </w:p>
         </w:tc>
         <w:tc>
-          <w:tcPr/>
+          <w:tcPr>
+            <w:tcW w:w="4085" w:type="dxa"/>
+          </w:tcPr>
           <w:p>
             <w:pPr>
               <w:pStyle w:val="Compact"/>
@@ -3042,8 +3617,13 @@
         </w:tc>
       </w:tr>
       <w:tr>
-        <w:tc>
-          <w:tcPr/>
+        <w:trPr>
+          <w:cantSplit/>
+        </w:trPr>
+        <w:tc>
+          <w:tcPr>
+            <w:tcW w:w="957" w:type="dxa"/>
+          </w:tcPr>
           <w:p>
             <w:pPr>
               <w:pStyle w:val="Compact"/>
@@ -3054,7 +3634,9 @@
           </w:p>
         </w:tc>
         <w:tc>
-          <w:tcPr/>
+          <w:tcPr>
+            <w:tcW w:w="4596" w:type="dxa"/>
+          </w:tcPr>
           <w:p>
             <w:pPr>
               <w:pStyle w:val="Compact"/>
@@ -3092,7 +3674,9 @@
           </w:p>
         </w:tc>
         <w:tc>
-          <w:tcPr/>
+          <w:tcPr>
+            <w:tcW w:w="4085" w:type="dxa"/>
+          </w:tcPr>
           <w:p>
             <w:pPr>
               <w:pStyle w:val="Compact"/>
@@ -3104,8 +3688,13 @@
         </w:tc>
       </w:tr>
       <w:tr>
-        <w:tc>
-          <w:tcPr/>
+        <w:trPr>
+          <w:cantSplit/>
+        </w:trPr>
+        <w:tc>
+          <w:tcPr>
+            <w:tcW w:w="957" w:type="dxa"/>
+          </w:tcPr>
           <w:p>
             <w:pPr>
               <w:pStyle w:val="Compact"/>
@@ -3116,7 +3705,9 @@
           </w:p>
         </w:tc>
         <w:tc>
-          <w:tcPr/>
+          <w:tcPr>
+            <w:tcW w:w="4596" w:type="dxa"/>
+          </w:tcPr>
           <w:p>
             <w:pPr>
               <w:pStyle w:val="Compact"/>
@@ -3142,7 +3733,9 @@
           </w:p>
         </w:tc>
         <w:tc>
-          <w:tcPr/>
+          <w:tcPr>
+            <w:tcW w:w="4085" w:type="dxa"/>
+          </w:tcPr>
           <w:p>
             <w:pPr>
               <w:pStyle w:val="Compact"/>
@@ -3154,8 +3747,13 @@
         </w:tc>
       </w:tr>
       <w:tr>
-        <w:tc>
-          <w:tcPr/>
+        <w:trPr>
+          <w:cantSplit/>
+        </w:trPr>
+        <w:tc>
+          <w:tcPr>
+            <w:tcW w:w="957" w:type="dxa"/>
+          </w:tcPr>
           <w:p>
             <w:pPr>
               <w:pStyle w:val="Compact"/>
@@ -3166,7 +3764,9 @@
           </w:p>
         </w:tc>
         <w:tc>
-          <w:tcPr/>
+          <w:tcPr>
+            <w:tcW w:w="4596" w:type="dxa"/>
+          </w:tcPr>
           <w:p>
             <w:pPr>
               <w:pStyle w:val="Compact"/>
@@ -3192,7 +3792,9 @@
           </w:p>
         </w:tc>
         <w:tc>
-          <w:tcPr/>
+          <w:tcPr>
+            <w:tcW w:w="4085" w:type="dxa"/>
+          </w:tcPr>
           <w:p>
             <w:pPr>
               <w:pStyle w:val="Compact"/>
@@ -3204,8 +3806,13 @@
         </w:tc>
       </w:tr>
       <w:tr>
-        <w:tc>
-          <w:tcPr/>
+        <w:trPr>
+          <w:cantSplit/>
+        </w:trPr>
+        <w:tc>
+          <w:tcPr>
+            <w:tcW w:w="957" w:type="dxa"/>
+          </w:tcPr>
           <w:p>
             <w:pPr>
               <w:pStyle w:val="Compact"/>
@@ -3216,7 +3823,9 @@
           </w:p>
         </w:tc>
         <w:tc>
-          <w:tcPr/>
+          <w:tcPr>
+            <w:tcW w:w="4596" w:type="dxa"/>
+          </w:tcPr>
           <w:p>
             <w:pPr>
               <w:pStyle w:val="Compact"/>
@@ -3242,7 +3851,9 @@
           </w:p>
         </w:tc>
         <w:tc>
-          <w:tcPr/>
+          <w:tcPr>
+            <w:tcW w:w="4085" w:type="dxa"/>
+          </w:tcPr>
           <w:p>
             <w:pPr>
               <w:pStyle w:val="Compact"/>
@@ -3254,8 +3865,13 @@
         </w:tc>
       </w:tr>
       <w:tr>
-        <w:tc>
-          <w:tcPr/>
+        <w:trPr>
+          <w:cantSplit/>
+        </w:trPr>
+        <w:tc>
+          <w:tcPr>
+            <w:tcW w:w="957" w:type="dxa"/>
+          </w:tcPr>
           <w:p>
             <w:pPr>
               <w:pStyle w:val="Compact"/>
@@ -3266,7 +3882,9 @@
           </w:p>
         </w:tc>
         <w:tc>
-          <w:tcPr/>
+          <w:tcPr>
+            <w:tcW w:w="4596" w:type="dxa"/>
+          </w:tcPr>
           <w:p>
             <w:pPr>
               <w:pStyle w:val="Compact"/>
@@ -3304,7 +3922,9 @@
           </w:p>
         </w:tc>
         <w:tc>
-          <w:tcPr/>
+          <w:tcPr>
+            <w:tcW w:w="4085" w:type="dxa"/>
+          </w:tcPr>
           <w:p>
             <w:pPr>
               <w:pStyle w:val="Compact"/>
@@ -3316,8 +3936,13 @@
         </w:tc>
       </w:tr>
       <w:tr>
-        <w:tc>
-          <w:tcPr/>
+        <w:trPr>
+          <w:cantSplit/>
+        </w:trPr>
+        <w:tc>
+          <w:tcPr>
+            <w:tcW w:w="957" w:type="dxa"/>
+          </w:tcPr>
           <w:p>
             <w:pPr>
               <w:pStyle w:val="Compact"/>
@@ -3328,7 +3953,9 @@
           </w:p>
         </w:tc>
         <w:tc>
-          <w:tcPr/>
+          <w:tcPr>
+            <w:tcW w:w="4596" w:type="dxa"/>
+          </w:tcPr>
           <w:p>
             <w:pPr>
               <w:pStyle w:val="Compact"/>
@@ -3366,7 +3993,9 @@
           </w:p>
         </w:tc>
         <w:tc>
-          <w:tcPr/>
+          <w:tcPr>
+            <w:tcW w:w="4085" w:type="dxa"/>
+          </w:tcPr>
           <w:p>
             <w:pPr>
               <w:pStyle w:val="Compact"/>
@@ -3378,8 +4007,13 @@
         </w:tc>
       </w:tr>
       <w:tr>
-        <w:tc>
-          <w:tcPr/>
+        <w:trPr>
+          <w:cantSplit/>
+        </w:trPr>
+        <w:tc>
+          <w:tcPr>
+            <w:tcW w:w="957" w:type="dxa"/>
+          </w:tcPr>
           <w:p>
             <w:pPr>
               <w:pStyle w:val="Compact"/>
@@ -3390,7 +4024,9 @@
           </w:p>
         </w:tc>
         <w:tc>
-          <w:tcPr/>
+          <w:tcPr>
+            <w:tcW w:w="4596" w:type="dxa"/>
+          </w:tcPr>
           <w:p>
             <w:pPr>
               <w:pStyle w:val="Compact"/>
@@ -3404,7 +4040,9 @@
           </w:p>
         </w:tc>
         <w:tc>
-          <w:tcPr/>
+          <w:tcPr>
+            <w:tcW w:w="4085" w:type="dxa"/>
+          </w:tcPr>
           <w:p>
             <w:pPr>
               <w:pStyle w:val="Compact"/>
@@ -3416,8 +4054,13 @@
         </w:tc>
       </w:tr>
       <w:tr>
-        <w:tc>
-          <w:tcPr/>
+        <w:trPr>
+          <w:cantSplit/>
+        </w:trPr>
+        <w:tc>
+          <w:tcPr>
+            <w:tcW w:w="957" w:type="dxa"/>
+          </w:tcPr>
           <w:p>
             <w:pPr>
               <w:pStyle w:val="Compact"/>
@@ -3428,7 +4071,9 @@
           </w:p>
         </w:tc>
         <w:tc>
-          <w:tcPr/>
+          <w:tcPr>
+            <w:tcW w:w="4596" w:type="dxa"/>
+          </w:tcPr>
           <w:p>
             <w:pPr>
               <w:pStyle w:val="Compact"/>
@@ -3454,7 +4099,9 @@
           </w:p>
         </w:tc>
         <w:tc>
-          <w:tcPr/>
+          <w:tcPr>
+            <w:tcW w:w="4085" w:type="dxa"/>
+          </w:tcPr>
           <w:p>
             <w:pPr>
               <w:pStyle w:val="Compact"/>
@@ -3466,8 +4113,13 @@
         </w:tc>
       </w:tr>
       <w:tr>
-        <w:tc>
-          <w:tcPr/>
+        <w:trPr>
+          <w:cantSplit/>
+        </w:trPr>
+        <w:tc>
+          <w:tcPr>
+            <w:tcW w:w="957" w:type="dxa"/>
+          </w:tcPr>
           <w:p>
             <w:pPr>
               <w:pStyle w:val="Compact"/>
@@ -3478,7 +4130,9 @@
           </w:p>
         </w:tc>
         <w:tc>
-          <w:tcPr/>
+          <w:tcPr>
+            <w:tcW w:w="4596" w:type="dxa"/>
+          </w:tcPr>
           <w:p>
             <w:pPr>
               <w:pStyle w:val="Compact"/>
@@ -3516,7 +4170,9 @@
           </w:p>
         </w:tc>
         <w:tc>
-          <w:tcPr/>
+          <w:tcPr>
+            <w:tcW w:w="4085" w:type="dxa"/>
+          </w:tcPr>
           <w:p>
             <w:pPr>
               <w:pStyle w:val="Compact"/>
@@ -4729,56 +5385,121 @@
     <w:tbl>
       <w:tblPr>
         <w:tblStyle w:val="Table"/>
-        <w:tblW w:type="pct" w:w="5000"/>
+        <w:tblW w:w="9638" w:type="dxa"/>
+        <w:tblBorders>
+          <w:top w:val="single" w:sz="4" w:space="0" w:color="CDD1D5"/>
+          <w:left w:val="single" w:sz="4" w:space="0" w:color="CDD1D5"/>
+          <w:bottom w:val="single" w:sz="4" w:space="0" w:color="CDD1D5"/>
+          <w:right w:val="single" w:sz="4" w:space="0" w:color="CDD1D5"/>
+          <w:insideH w:val="single" w:sz="4" w:space="0" w:color="CDD1D5"/>
+          <w:insideV w:val="single" w:sz="4" w:space="0" w:color="CDD1D5"/>
+        </w:tblBorders>
         <w:tblLayout w:type="fixed"/>
+        <w:tblCellMar>
+          <w:top w:w="50" w:type="dxa"/>
+          <w:left w:w="100" w:type="dxa"/>
+          <w:bottom w:w="50" w:type="dxa"/>
+          <w:right w:w="100" w:type="dxa"/>
+        </w:tblCellMar>
         <w:tblLook w:firstRow="1" w:lastRow="0" w:firstColumn="0" w:lastColumn="0" w:noHBand="0" w:noVBand="0" w:val="0020"/>
       </w:tblPr>
       <w:tblGrid>
-        <w:gridCol w:w="2164"/>
-        <w:gridCol w:w="2974"/>
-        <w:gridCol w:w="2781"/>
+        <w:gridCol w:w="2634"/>
+        <w:gridCol w:w="3620"/>
+        <w:gridCol w:w="3384"/>
       </w:tblGrid>
       <w:tr>
         <w:trPr>
+          <w:cantSplit/>
           <w:tblHeader w:val="on"/>
         </w:trPr>
         <w:tc>
-          <w:tcPr/>
-          <w:p>
-            <w:pPr>
-              <w:pStyle w:val="Compact"/>
-            </w:pPr>
-            <w:r>
+          <w:tcPr>
+            <w:tcW w:w="2634" w:type="dxa"/>
+            <w:tcBorders>
+              <w:top w:val="single" w:sz="4" w:space="0" w:color="90A9C6"/>
+              <w:left w:val="single" w:sz="4" w:space="0" w:color="90A9C6"/>
+              <w:bottom w:val="single" w:sz="4" w:space="0" w:color="90A9C6"/>
+              <w:right w:val="single" w:sz="4" w:space="0" w:color="90A9C6"/>
+            </w:tcBorders>
+            <w:shd w:val="clear" w:color="auto" w:fill="D6E0EB"/>
+            <w:vAlign w:val="center"/>
+          </w:tcPr>
+          <w:p>
+            <w:pPr>
+              <w:pStyle w:val="Compact"/>
+            </w:pPr>
+            <w:r>
+              <w:rPr>
+                <w:b/>
+                <w:bCs/>
+                <w:color w:val="131416"/>
+              </w:rPr>
               <w:t xml:space="preserve">항목</w:t>
             </w:r>
           </w:p>
         </w:tc>
         <w:tc>
-          <w:tcPr/>
-          <w:p>
-            <w:pPr>
-              <w:pStyle w:val="Compact"/>
-            </w:pPr>
-            <w:r>
+          <w:tcPr>
+            <w:tcW w:w="3620" w:type="dxa"/>
+            <w:tcBorders>
+              <w:top w:val="single" w:sz="4" w:space="0" w:color="90A9C6"/>
+              <w:left w:val="single" w:sz="4" w:space="0" w:color="90A9C6"/>
+              <w:bottom w:val="single" w:sz="4" w:space="0" w:color="90A9C6"/>
+              <w:right w:val="single" w:sz="4" w:space="0" w:color="90A9C6"/>
+            </w:tcBorders>
+            <w:shd w:val="clear" w:color="auto" w:fill="D6E0EB"/>
+            <w:vAlign w:val="center"/>
+          </w:tcPr>
+          <w:p>
+            <w:pPr>
+              <w:pStyle w:val="Compact"/>
+            </w:pPr>
+            <w:r>
+              <w:rPr>
+                <w:b/>
+                <w:bCs/>
+                <w:color w:val="131416"/>
+              </w:rPr>
               <w:t xml:space="preserve">내용</w:t>
             </w:r>
           </w:p>
         </w:tc>
         <w:tc>
-          <w:tcPr/>
-          <w:p>
-            <w:pPr>
-              <w:pStyle w:val="Compact"/>
-            </w:pPr>
-            <w:r>
+          <w:tcPr>
+            <w:tcW w:w="3384" w:type="dxa"/>
+            <w:tcBorders>
+              <w:top w:val="single" w:sz="4" w:space="0" w:color="90A9C6"/>
+              <w:left w:val="single" w:sz="4" w:space="0" w:color="90A9C6"/>
+              <w:bottom w:val="single" w:sz="4" w:space="0" w:color="90A9C6"/>
+              <w:right w:val="single" w:sz="4" w:space="0" w:color="90A9C6"/>
+            </w:tcBorders>
+            <w:shd w:val="clear" w:color="auto" w:fill="D6E0EB"/>
+            <w:vAlign w:val="center"/>
+          </w:tcPr>
+          <w:p>
+            <w:pPr>
+              <w:pStyle w:val="Compact"/>
+            </w:pPr>
+            <w:r>
+              <w:rPr>
+                <w:b/>
+                <w:bCs/>
+                <w:color w:val="131416"/>
+              </w:rPr>
               <w:t xml:space="preserve">대응</w:t>
             </w:r>
           </w:p>
         </w:tc>
       </w:tr>
       <w:tr>
-        <w:tc>
-          <w:tcPr/>
+        <w:trPr>
+          <w:cantSplit/>
+        </w:trPr>
+        <w:tc>
+          <w:tcPr>
+            <w:tcW w:w="2634" w:type="dxa"/>
+          </w:tcPr>
           <w:p>
             <w:pPr>
               <w:pStyle w:val="Compact"/>
@@ -4789,7 +5510,9 @@
           </w:p>
         </w:tc>
         <w:tc>
-          <w:tcPr/>
+          <w:tcPr>
+            <w:tcW w:w="3620" w:type="dxa"/>
+          </w:tcPr>
           <w:p>
             <w:pPr>
               <w:pStyle w:val="Compact"/>
@@ -4800,7 +5523,9 @@
           </w:p>
         </w:tc>
         <w:tc>
-          <w:tcPr/>
+          <w:tcPr>
+            <w:tcW w:w="3384" w:type="dxa"/>
+          </w:tcPr>
           <w:p>
             <w:pPr>
               <w:pStyle w:val="Compact"/>
@@ -4812,8 +5537,13 @@
         </w:tc>
       </w:tr>
       <w:tr>
-        <w:tc>
-          <w:tcPr/>
+        <w:trPr>
+          <w:cantSplit/>
+        </w:trPr>
+        <w:tc>
+          <w:tcPr>
+            <w:tcW w:w="2634" w:type="dxa"/>
+          </w:tcPr>
           <w:p>
             <w:pPr>
               <w:pStyle w:val="Compact"/>
@@ -4824,7 +5554,9 @@
           </w:p>
         </w:tc>
         <w:tc>
-          <w:tcPr/>
+          <w:tcPr>
+            <w:tcW w:w="3620" w:type="dxa"/>
+          </w:tcPr>
           <w:p>
             <w:pPr>
               <w:pStyle w:val="Compact"/>
@@ -4835,7 +5567,9 @@
           </w:p>
         </w:tc>
         <w:tc>
-          <w:tcPr/>
+          <w:tcPr>
+            <w:tcW w:w="3384" w:type="dxa"/>
+          </w:tcPr>
           <w:p>
             <w:pPr>
               <w:pStyle w:val="Compact"/>
@@ -4847,8 +5581,13 @@
         </w:tc>
       </w:tr>
       <w:tr>
-        <w:tc>
-          <w:tcPr/>
+        <w:trPr>
+          <w:cantSplit/>
+        </w:trPr>
+        <w:tc>
+          <w:tcPr>
+            <w:tcW w:w="2634" w:type="dxa"/>
+          </w:tcPr>
           <w:p>
             <w:pPr>
               <w:pStyle w:val="Compact"/>
@@ -4859,7 +5598,9 @@
           </w:p>
         </w:tc>
         <w:tc>
-          <w:tcPr/>
+          <w:tcPr>
+            <w:tcW w:w="3620" w:type="dxa"/>
+          </w:tcPr>
           <w:p>
             <w:pPr>
               <w:pStyle w:val="Compact"/>
@@ -4870,7 +5611,9 @@
           </w:p>
         </w:tc>
         <w:tc>
-          <w:tcPr/>
+          <w:tcPr>
+            <w:tcW w:w="3384" w:type="dxa"/>
+          </w:tcPr>
           <w:p>
             <w:pPr>
               <w:pStyle w:val="Compact"/>
@@ -4882,8 +5625,13 @@
         </w:tc>
       </w:tr>
       <w:tr>
-        <w:tc>
-          <w:tcPr/>
+        <w:trPr>
+          <w:cantSplit/>
+        </w:trPr>
+        <w:tc>
+          <w:tcPr>
+            <w:tcW w:w="2634" w:type="dxa"/>
+          </w:tcPr>
           <w:p>
             <w:pPr>
               <w:pStyle w:val="Compact"/>
@@ -4894,7 +5642,9 @@
           </w:p>
         </w:tc>
         <w:tc>
-          <w:tcPr/>
+          <w:tcPr>
+            <w:tcW w:w="3620" w:type="dxa"/>
+          </w:tcPr>
           <w:p>
             <w:pPr>
               <w:pStyle w:val="Compact"/>
@@ -4905,7 +5655,9 @@
           </w:p>
         </w:tc>
         <w:tc>
-          <w:tcPr/>
+          <w:tcPr>
+            <w:tcW w:w="3384" w:type="dxa"/>
+          </w:tcPr>
           <w:p>
             <w:pPr>
               <w:pStyle w:val="Compact"/>
@@ -4917,8 +5669,13 @@
         </w:tc>
       </w:tr>
       <w:tr>
-        <w:tc>
-          <w:tcPr/>
+        <w:trPr>
+          <w:cantSplit/>
+        </w:trPr>
+        <w:tc>
+          <w:tcPr>
+            <w:tcW w:w="2634" w:type="dxa"/>
+          </w:tcPr>
           <w:p>
             <w:pPr>
               <w:pStyle w:val="Compact"/>
@@ -4929,7 +5686,9 @@
           </w:p>
         </w:tc>
         <w:tc>
-          <w:tcPr/>
+          <w:tcPr>
+            <w:tcW w:w="3620" w:type="dxa"/>
+          </w:tcPr>
           <w:p>
             <w:pPr>
               <w:pStyle w:val="Compact"/>
@@ -4940,7 +5699,9 @@
           </w:p>
         </w:tc>
         <w:tc>
-          <w:tcPr/>
+          <w:tcPr>
+            <w:tcW w:w="3384" w:type="dxa"/>
+          </w:tcPr>
           <w:p>
             <w:pPr>
               <w:pStyle w:val="Compact"/>
@@ -4952,8 +5713,13 @@
         </w:tc>
       </w:tr>
       <w:tr>
-        <w:tc>
-          <w:tcPr/>
+        <w:trPr>
+          <w:cantSplit/>
+        </w:trPr>
+        <w:tc>
+          <w:tcPr>
+            <w:tcW w:w="2634" w:type="dxa"/>
+          </w:tcPr>
           <w:p>
             <w:pPr>
               <w:pStyle w:val="Compact"/>
@@ -4964,7 +5730,9 @@
           </w:p>
         </w:tc>
         <w:tc>
-          <w:tcPr/>
+          <w:tcPr>
+            <w:tcW w:w="3620" w:type="dxa"/>
+          </w:tcPr>
           <w:p>
             <w:pPr>
               <w:pStyle w:val="Compact"/>
@@ -4984,7 +5752,9 @@
           </w:p>
         </w:tc>
         <w:tc>
-          <w:tcPr/>
+          <w:tcPr>
+            <w:tcW w:w="3384" w:type="dxa"/>
+          </w:tcPr>
           <w:p>
             <w:pPr>
               <w:pStyle w:val="Compact"/>
@@ -4996,8 +5766,13 @@
         </w:tc>
       </w:tr>
       <w:tr>
-        <w:tc>
-          <w:tcPr/>
+        <w:trPr>
+          <w:cantSplit/>
+        </w:trPr>
+        <w:tc>
+          <w:tcPr>
+            <w:tcW w:w="2634" w:type="dxa"/>
+          </w:tcPr>
           <w:p>
             <w:pPr>
               <w:pStyle w:val="Compact"/>
@@ -5008,7 +5783,9 @@
           </w:p>
         </w:tc>
         <w:tc>
-          <w:tcPr/>
+          <w:tcPr>
+            <w:tcW w:w="3620" w:type="dxa"/>
+          </w:tcPr>
           <w:p>
             <w:pPr>
               <w:pStyle w:val="Compact"/>
@@ -5019,7 +5796,9 @@
           </w:p>
         </w:tc>
         <w:tc>
-          <w:tcPr/>
+          <w:tcPr>
+            <w:tcW w:w="3384" w:type="dxa"/>
+          </w:tcPr>
           <w:p>
             <w:pPr>
               <w:pStyle w:val="Compact"/>
@@ -5031,8 +5810,13 @@
         </w:tc>
       </w:tr>
       <w:tr>
-        <w:tc>
-          <w:tcPr/>
+        <w:trPr>
+          <w:cantSplit/>
+        </w:trPr>
+        <w:tc>
+          <w:tcPr>
+            <w:tcW w:w="2634" w:type="dxa"/>
+          </w:tcPr>
           <w:p>
             <w:pPr>
               <w:pStyle w:val="Compact"/>
@@ -5043,7 +5827,9 @@
           </w:p>
         </w:tc>
         <w:tc>
-          <w:tcPr/>
+          <w:tcPr>
+            <w:tcW w:w="3620" w:type="dxa"/>
+          </w:tcPr>
           <w:p>
             <w:pPr>
               <w:pStyle w:val="Compact"/>
@@ -5054,7 +5840,9 @@
           </w:p>
         </w:tc>
         <w:tc>
-          <w:tcPr/>
+          <w:tcPr>
+            <w:tcW w:w="3384" w:type="dxa"/>
+          </w:tcPr>
           <w:p>
             <w:pPr>
               <w:pStyle w:val="Compact"/>
